--- a/Assesment Folder/DARSHAN_RAJ_ASSESSMENT_12/Assessment12 Screenshots.docx
+++ b/Assesment Folder/DARSHAN_RAJ_ASSESSMENT_12/Assessment12 Screenshots.docx
@@ -101,10 +101,10 @@
         </w:rPr>
         <w:lastRenderedPageBreak/>
         <w:drawing>
-          <wp:inline distT="0" distB="0" distL="0" distR="0" wp14:anchorId="3BB7702E" wp14:editId="31519242">
-            <wp:extent cx="5731510" cy="3256915"/>
-            <wp:effectExtent l="0" t="0" r="2540" b="635"/>
-            <wp:docPr id="753804502" name="Picture 3"/>
+          <wp:inline distT="0" distB="0" distL="0" distR="0" wp14:anchorId="3B6D04BB" wp14:editId="68EDF79F">
+            <wp:extent cx="5731510" cy="3221355"/>
+            <wp:effectExtent l="0" t="0" r="2540" b="0"/>
+            <wp:docPr id="894865962" name="Picture 2"/>
             <wp:cNvGraphicFramePr>
               <a:graphicFrameLocks xmlns:a="http://schemas.openxmlformats.org/drawingml/2006/main" noChangeAspect="1"/>
             </wp:cNvGraphicFramePr>
@@ -112,7 +112,7 @@
               <a:graphicData uri="http://schemas.openxmlformats.org/drawingml/2006/picture">
                 <pic:pic xmlns:pic="http://schemas.openxmlformats.org/drawingml/2006/picture">
                   <pic:nvPicPr>
-                    <pic:cNvPr id="753804502" name="Picture 753804502"/>
+                    <pic:cNvPr id="894865962" name="Picture 894865962"/>
                     <pic:cNvPicPr/>
                   </pic:nvPicPr>
                   <pic:blipFill>
@@ -130,7 +130,7 @@
                   <pic:spPr>
                     <a:xfrm>
                       <a:off x="0" y="0"/>
-                      <a:ext cx="5731510" cy="3256915"/>
+                      <a:ext cx="5731510" cy="3221355"/>
                     </a:xfrm>
                     <a:prstGeom prst="rect">
                       <a:avLst/>
@@ -147,10 +147,10 @@
           <w:noProof/>
         </w:rPr>
         <w:drawing>
-          <wp:inline distT="0" distB="0" distL="0" distR="0" wp14:anchorId="29D1488E" wp14:editId="3FE43853">
+          <wp:inline distT="0" distB="0" distL="0" distR="0" wp14:anchorId="37912AB2" wp14:editId="695B26D7">
             <wp:extent cx="5731510" cy="3221355"/>
             <wp:effectExtent l="0" t="0" r="2540" b="0"/>
-            <wp:docPr id="347905419" name="Picture 5"/>
+            <wp:docPr id="1704327301" name="Picture 3"/>
             <wp:cNvGraphicFramePr>
               <a:graphicFrameLocks xmlns:a="http://schemas.openxmlformats.org/drawingml/2006/main" noChangeAspect="1"/>
             </wp:cNvGraphicFramePr>
@@ -158,11 +158,106 @@
               <a:graphicData uri="http://schemas.openxmlformats.org/drawingml/2006/picture">
                 <pic:pic xmlns:pic="http://schemas.openxmlformats.org/drawingml/2006/picture">
                   <pic:nvPicPr>
-                    <pic:cNvPr id="347905419" name="Picture 347905419"/>
+                    <pic:cNvPr id="1704327301" name="Picture 1704327301"/>
                     <pic:cNvPicPr/>
                   </pic:nvPicPr>
                   <pic:blipFill>
                     <a:blip r:embed="rId7" cstate="print">
+                      <a:extLst>
+                        <a:ext uri="{28A0092B-C50C-407E-A947-70E740481C1C}">
+                          <a14:useLocalDpi xmlns:a14="http://schemas.microsoft.com/office/drawing/2010/main" val="0"/>
+                        </a:ext>
+                      </a:extLst>
+                    </a:blip>
+                    <a:stretch>
+                      <a:fillRect/>
+                    </a:stretch>
+                  </pic:blipFill>
+                  <pic:spPr>
+                    <a:xfrm>
+                      <a:off x="0" y="0"/>
+                      <a:ext cx="5731510" cy="3221355"/>
+                    </a:xfrm>
+                    <a:prstGeom prst="rect">
+                      <a:avLst/>
+                    </a:prstGeom>
+                  </pic:spPr>
+                </pic:pic>
+              </a:graphicData>
+            </a:graphic>
+          </wp:inline>
+        </w:drawing>
+      </w:r>
+    </w:p>
+    <w:p>
+      <w:r>
+        <w:rPr>
+          <w:noProof/>
+        </w:rPr>
+        <w:lastRenderedPageBreak/>
+        <w:drawing>
+          <wp:inline distT="0" distB="0" distL="0" distR="0" wp14:anchorId="3E5D3547" wp14:editId="44CC3C63">
+            <wp:extent cx="5731510" cy="3223260"/>
+            <wp:effectExtent l="0" t="0" r="2540" b="0"/>
+            <wp:docPr id="383802473" name="Picture 7"/>
+            <wp:cNvGraphicFramePr>
+              <a:graphicFrameLocks xmlns:a="http://schemas.openxmlformats.org/drawingml/2006/main" noChangeAspect="1"/>
+            </wp:cNvGraphicFramePr>
+            <a:graphic xmlns:a="http://schemas.openxmlformats.org/drawingml/2006/main">
+              <a:graphicData uri="http://schemas.openxmlformats.org/drawingml/2006/picture">
+                <pic:pic xmlns:pic="http://schemas.openxmlformats.org/drawingml/2006/picture">
+                  <pic:nvPicPr>
+                    <pic:cNvPr id="383802473" name="Picture 383802473"/>
+                    <pic:cNvPicPr/>
+                  </pic:nvPicPr>
+                  <pic:blipFill>
+                    <a:blip r:embed="rId8" cstate="print">
+                      <a:extLst>
+                        <a:ext uri="{28A0092B-C50C-407E-A947-70E740481C1C}">
+                          <a14:useLocalDpi xmlns:a14="http://schemas.microsoft.com/office/drawing/2010/main" val="0"/>
+                        </a:ext>
+                      </a:extLst>
+                    </a:blip>
+                    <a:stretch>
+                      <a:fillRect/>
+                    </a:stretch>
+                  </pic:blipFill>
+                  <pic:spPr>
+                    <a:xfrm>
+                      <a:off x="0" y="0"/>
+                      <a:ext cx="5731510" cy="3223260"/>
+                    </a:xfrm>
+                    <a:prstGeom prst="rect">
+                      <a:avLst/>
+                    </a:prstGeom>
+                  </pic:spPr>
+                </pic:pic>
+              </a:graphicData>
+            </a:graphic>
+          </wp:inline>
+        </w:drawing>
+      </w:r>
+      <w:r>
+        <w:rPr>
+          <w:noProof/>
+        </w:rPr>
+        <w:drawing>
+          <wp:inline distT="0" distB="0" distL="0" distR="0" wp14:anchorId="69DDDFB8" wp14:editId="725E3FC0">
+            <wp:extent cx="5731510" cy="3221355"/>
+            <wp:effectExtent l="0" t="0" r="2540" b="0"/>
+            <wp:docPr id="1672694502" name="Picture 8"/>
+            <wp:cNvGraphicFramePr>
+              <a:graphicFrameLocks xmlns:a="http://schemas.openxmlformats.org/drawingml/2006/main" noChangeAspect="1"/>
+            </wp:cNvGraphicFramePr>
+            <a:graphic xmlns:a="http://schemas.openxmlformats.org/drawingml/2006/main">
+              <a:graphicData uri="http://schemas.openxmlformats.org/drawingml/2006/picture">
+                <pic:pic xmlns:pic="http://schemas.openxmlformats.org/drawingml/2006/picture">
+                  <pic:nvPicPr>
+                    <pic:cNvPr id="1672694502" name="Picture 1672694502"/>
+                    <pic:cNvPicPr/>
+                  </pic:nvPicPr>
+                  <pic:blipFill>
+                    <a:blip r:embed="rId9" cstate="print">
                       <a:extLst>
                         <a:ext uri="{28A0092B-C50C-407E-A947-70E740481C1C}">
                           <a14:useLocalDpi xmlns:a14="http://schemas.microsoft.com/office/drawing/2010/main" val="0"/>
@@ -194,10 +289,10 @@
         </w:rPr>
         <w:lastRenderedPageBreak/>
         <w:drawing>
-          <wp:inline distT="0" distB="0" distL="0" distR="0" wp14:anchorId="46438BE4" wp14:editId="0E1E6A64">
-            <wp:extent cx="5731510" cy="3206750"/>
+          <wp:inline distT="0" distB="0" distL="0" distR="0" wp14:anchorId="47AE1D9B" wp14:editId="79133ED4">
+            <wp:extent cx="5731510" cy="3223260"/>
             <wp:effectExtent l="0" t="0" r="2540" b="0"/>
-            <wp:docPr id="1891057657" name="Picture 6"/>
+            <wp:docPr id="327780225" name="Picture 9"/>
             <wp:cNvGraphicFramePr>
               <a:graphicFrameLocks xmlns:a="http://schemas.openxmlformats.org/drawingml/2006/main" noChangeAspect="1"/>
             </wp:cNvGraphicFramePr>
@@ -205,57 +300,11 @@
               <a:graphicData uri="http://schemas.openxmlformats.org/drawingml/2006/picture">
                 <pic:pic xmlns:pic="http://schemas.openxmlformats.org/drawingml/2006/picture">
                   <pic:nvPicPr>
-                    <pic:cNvPr id="1891057657" name="Picture 1891057657"/>
+                    <pic:cNvPr id="327780225" name="Picture 327780225"/>
                     <pic:cNvPicPr/>
                   </pic:nvPicPr>
                   <pic:blipFill>
-                    <a:blip r:embed="rId8" cstate="print">
-                      <a:extLst>
-                        <a:ext uri="{28A0092B-C50C-407E-A947-70E740481C1C}">
-                          <a14:useLocalDpi xmlns:a14="http://schemas.microsoft.com/office/drawing/2010/main" val="0"/>
-                        </a:ext>
-                      </a:extLst>
-                    </a:blip>
-                    <a:stretch>
-                      <a:fillRect/>
-                    </a:stretch>
-                  </pic:blipFill>
-                  <pic:spPr>
-                    <a:xfrm>
-                      <a:off x="0" y="0"/>
-                      <a:ext cx="5731510" cy="3206750"/>
-                    </a:xfrm>
-                    <a:prstGeom prst="rect">
-                      <a:avLst/>
-                    </a:prstGeom>
-                  </pic:spPr>
-                </pic:pic>
-              </a:graphicData>
-            </a:graphic>
-          </wp:inline>
-        </w:drawing>
-      </w:r>
-      <w:r>
-        <w:rPr>
-          <w:noProof/>
-        </w:rPr>
-        <w:drawing>
-          <wp:inline distT="0" distB="0" distL="0" distR="0" wp14:anchorId="3E5D3547" wp14:editId="24C0A8F4">
-            <wp:extent cx="5731510" cy="3223260"/>
-            <wp:effectExtent l="0" t="0" r="2540" b="0"/>
-            <wp:docPr id="383802473" name="Picture 7"/>
-            <wp:cNvGraphicFramePr>
-              <a:graphicFrameLocks xmlns:a="http://schemas.openxmlformats.org/drawingml/2006/main" noChangeAspect="1"/>
-            </wp:cNvGraphicFramePr>
-            <a:graphic xmlns:a="http://schemas.openxmlformats.org/drawingml/2006/main">
-              <a:graphicData uri="http://schemas.openxmlformats.org/drawingml/2006/picture">
-                <pic:pic xmlns:pic="http://schemas.openxmlformats.org/drawingml/2006/picture">
-                  <pic:nvPicPr>
-                    <pic:cNvPr id="383802473" name="Picture 383802473"/>
-                    <pic:cNvPicPr/>
-                  </pic:nvPicPr>
-                  <pic:blipFill>
-                    <a:blip r:embed="rId9" cstate="print">
+                    <a:blip r:embed="rId10" cstate="print">
                       <a:extLst>
                         <a:ext uri="{28A0092B-C50C-407E-A947-70E740481C1C}">
                           <a14:useLocalDpi xmlns:a14="http://schemas.microsoft.com/office/drawing/2010/main" val="0"/>
@@ -285,12 +334,11 @@
         <w:rPr>
           <w:noProof/>
         </w:rPr>
-        <w:lastRenderedPageBreak/>
         <w:drawing>
-          <wp:inline distT="0" distB="0" distL="0" distR="0" wp14:anchorId="69DDDFB8" wp14:editId="725E3FC0">
-            <wp:extent cx="5731510" cy="3221355"/>
+          <wp:inline distT="0" distB="0" distL="0" distR="0" wp14:anchorId="4103D2BD" wp14:editId="13568404">
+            <wp:extent cx="5731510" cy="3226435"/>
             <wp:effectExtent l="0" t="0" r="2540" b="0"/>
-            <wp:docPr id="1672694502" name="Picture 8"/>
+            <wp:docPr id="94599657" name="Picture 10"/>
             <wp:cNvGraphicFramePr>
               <a:graphicFrameLocks xmlns:a="http://schemas.openxmlformats.org/drawingml/2006/main" noChangeAspect="1"/>
             </wp:cNvGraphicFramePr>
@@ -298,11 +346,58 @@
               <a:graphicData uri="http://schemas.openxmlformats.org/drawingml/2006/picture">
                 <pic:pic xmlns:pic="http://schemas.openxmlformats.org/drawingml/2006/picture">
                   <pic:nvPicPr>
-                    <pic:cNvPr id="1672694502" name="Picture 1672694502"/>
+                    <pic:cNvPr id="94599657" name="Picture 94599657"/>
                     <pic:cNvPicPr/>
                   </pic:nvPicPr>
                   <pic:blipFill>
-                    <a:blip r:embed="rId10" cstate="print">
+                    <a:blip r:embed="rId11" cstate="print">
+                      <a:extLst>
+                        <a:ext uri="{28A0092B-C50C-407E-A947-70E740481C1C}">
+                          <a14:useLocalDpi xmlns:a14="http://schemas.microsoft.com/office/drawing/2010/main" val="0"/>
+                        </a:ext>
+                      </a:extLst>
+                    </a:blip>
+                    <a:stretch>
+                      <a:fillRect/>
+                    </a:stretch>
+                  </pic:blipFill>
+                  <pic:spPr>
+                    <a:xfrm>
+                      <a:off x="0" y="0"/>
+                      <a:ext cx="5731510" cy="3226435"/>
+                    </a:xfrm>
+                    <a:prstGeom prst="rect">
+                      <a:avLst/>
+                    </a:prstGeom>
+                  </pic:spPr>
+                </pic:pic>
+              </a:graphicData>
+            </a:graphic>
+          </wp:inline>
+        </w:drawing>
+      </w:r>
+      <w:r>
+        <w:rPr>
+          <w:noProof/>
+        </w:rPr>
+        <w:lastRenderedPageBreak/>
+        <w:drawing>
+          <wp:inline distT="0" distB="0" distL="0" distR="0" wp14:anchorId="3D769AEA" wp14:editId="2B5913BA">
+            <wp:extent cx="5731510" cy="3221355"/>
+            <wp:effectExtent l="0" t="0" r="2540" b="0"/>
+            <wp:docPr id="166896886" name="Picture 11"/>
+            <wp:cNvGraphicFramePr>
+              <a:graphicFrameLocks xmlns:a="http://schemas.openxmlformats.org/drawingml/2006/main" noChangeAspect="1"/>
+            </wp:cNvGraphicFramePr>
+            <a:graphic xmlns:a="http://schemas.openxmlformats.org/drawingml/2006/main">
+              <a:graphicData uri="http://schemas.openxmlformats.org/drawingml/2006/picture">
+                <pic:pic xmlns:pic="http://schemas.openxmlformats.org/drawingml/2006/picture">
+                  <pic:nvPicPr>
+                    <pic:cNvPr id="166896886" name="Picture 166896886"/>
+                    <pic:cNvPicPr/>
+                  </pic:nvPicPr>
+                  <pic:blipFill>
+                    <a:blip r:embed="rId12" cstate="print">
                       <a:extLst>
                         <a:ext uri="{28A0092B-C50C-407E-A947-70E740481C1C}">
                           <a14:useLocalDpi xmlns:a14="http://schemas.microsoft.com/office/drawing/2010/main" val="0"/>
@@ -333,10 +428,10 @@
           <w:noProof/>
         </w:rPr>
         <w:drawing>
-          <wp:inline distT="0" distB="0" distL="0" distR="0" wp14:anchorId="47AE1D9B" wp14:editId="79133ED4">
-            <wp:extent cx="5731510" cy="3223260"/>
+          <wp:inline distT="0" distB="0" distL="0" distR="0" wp14:anchorId="55762CEF" wp14:editId="4A334133">
+            <wp:extent cx="5731510" cy="3221355"/>
             <wp:effectExtent l="0" t="0" r="2540" b="0"/>
-            <wp:docPr id="327780225" name="Picture 9"/>
+            <wp:docPr id="1151943756" name="Picture 12"/>
             <wp:cNvGraphicFramePr>
               <a:graphicFrameLocks xmlns:a="http://schemas.openxmlformats.org/drawingml/2006/main" noChangeAspect="1"/>
             </wp:cNvGraphicFramePr>
@@ -344,100 +439,7 @@
               <a:graphicData uri="http://schemas.openxmlformats.org/drawingml/2006/picture">
                 <pic:pic xmlns:pic="http://schemas.openxmlformats.org/drawingml/2006/picture">
                   <pic:nvPicPr>
-                    <pic:cNvPr id="327780225" name="Picture 327780225"/>
-                    <pic:cNvPicPr/>
-                  </pic:nvPicPr>
-                  <pic:blipFill>
-                    <a:blip r:embed="rId11" cstate="print">
-                      <a:extLst>
-                        <a:ext uri="{28A0092B-C50C-407E-A947-70E740481C1C}">
-                          <a14:useLocalDpi xmlns:a14="http://schemas.microsoft.com/office/drawing/2010/main" val="0"/>
-                        </a:ext>
-                      </a:extLst>
-                    </a:blip>
-                    <a:stretch>
-                      <a:fillRect/>
-                    </a:stretch>
-                  </pic:blipFill>
-                  <pic:spPr>
-                    <a:xfrm>
-                      <a:off x="0" y="0"/>
-                      <a:ext cx="5731510" cy="3223260"/>
-                    </a:xfrm>
-                    <a:prstGeom prst="rect">
-                      <a:avLst/>
-                    </a:prstGeom>
-                  </pic:spPr>
-                </pic:pic>
-              </a:graphicData>
-            </a:graphic>
-          </wp:inline>
-        </w:drawing>
-      </w:r>
-      <w:r>
-        <w:rPr>
-          <w:noProof/>
-        </w:rPr>
-        <w:lastRenderedPageBreak/>
-        <w:drawing>
-          <wp:inline distT="0" distB="0" distL="0" distR="0" wp14:anchorId="4103D2BD" wp14:editId="13568404">
-            <wp:extent cx="5731510" cy="3226435"/>
-            <wp:effectExtent l="0" t="0" r="2540" b="0"/>
-            <wp:docPr id="94599657" name="Picture 10"/>
-            <wp:cNvGraphicFramePr>
-              <a:graphicFrameLocks xmlns:a="http://schemas.openxmlformats.org/drawingml/2006/main" noChangeAspect="1"/>
-            </wp:cNvGraphicFramePr>
-            <a:graphic xmlns:a="http://schemas.openxmlformats.org/drawingml/2006/main">
-              <a:graphicData uri="http://schemas.openxmlformats.org/drawingml/2006/picture">
-                <pic:pic xmlns:pic="http://schemas.openxmlformats.org/drawingml/2006/picture">
-                  <pic:nvPicPr>
-                    <pic:cNvPr id="94599657" name="Picture 94599657"/>
-                    <pic:cNvPicPr/>
-                  </pic:nvPicPr>
-                  <pic:blipFill>
-                    <a:blip r:embed="rId12" cstate="print">
-                      <a:extLst>
-                        <a:ext uri="{28A0092B-C50C-407E-A947-70E740481C1C}">
-                          <a14:useLocalDpi xmlns:a14="http://schemas.microsoft.com/office/drawing/2010/main" val="0"/>
-                        </a:ext>
-                      </a:extLst>
-                    </a:blip>
-                    <a:stretch>
-                      <a:fillRect/>
-                    </a:stretch>
-                  </pic:blipFill>
-                  <pic:spPr>
-                    <a:xfrm>
-                      <a:off x="0" y="0"/>
-                      <a:ext cx="5731510" cy="3226435"/>
-                    </a:xfrm>
-                    <a:prstGeom prst="rect">
-                      <a:avLst/>
-                    </a:prstGeom>
-                  </pic:spPr>
-                </pic:pic>
-              </a:graphicData>
-            </a:graphic>
-          </wp:inline>
-        </w:drawing>
-      </w:r>
-      <w:r>
-        <w:rPr>
-          <w:noProof/>
-        </w:rPr>
-        <w:drawing>
-          <wp:inline distT="0" distB="0" distL="0" distR="0" wp14:anchorId="3D769AEA" wp14:editId="2B5913BA">
-            <wp:extent cx="5731510" cy="3221355"/>
-            <wp:effectExtent l="0" t="0" r="2540" b="0"/>
-            <wp:docPr id="166896886" name="Picture 11"/>
-            <wp:cNvGraphicFramePr>
-              <a:graphicFrameLocks xmlns:a="http://schemas.openxmlformats.org/drawingml/2006/main" noChangeAspect="1"/>
-            </wp:cNvGraphicFramePr>
-            <a:graphic xmlns:a="http://schemas.openxmlformats.org/drawingml/2006/main">
-              <a:graphicData uri="http://schemas.openxmlformats.org/drawingml/2006/picture">
-                <pic:pic xmlns:pic="http://schemas.openxmlformats.org/drawingml/2006/picture">
-                  <pic:nvPicPr>
-                    <pic:cNvPr id="166896886" name="Picture 166896886"/>
+                    <pic:cNvPr id="1151943756" name="Picture 1151943756"/>
                     <pic:cNvPicPr/>
                   </pic:nvPicPr>
                   <pic:blipFill>
@@ -473,10 +475,10 @@
         </w:rPr>
         <w:lastRenderedPageBreak/>
         <w:drawing>
-          <wp:inline distT="0" distB="0" distL="0" distR="0" wp14:anchorId="55762CEF" wp14:editId="4A334133">
+          <wp:inline distT="0" distB="0" distL="0" distR="0" wp14:anchorId="030C74C2" wp14:editId="68FCED94">
             <wp:extent cx="5731510" cy="3221355"/>
             <wp:effectExtent l="0" t="0" r="2540" b="0"/>
-            <wp:docPr id="1151943756" name="Picture 12"/>
+            <wp:docPr id="1656544377" name="Picture 13"/>
             <wp:cNvGraphicFramePr>
               <a:graphicFrameLocks xmlns:a="http://schemas.openxmlformats.org/drawingml/2006/main" noChangeAspect="1"/>
             </wp:cNvGraphicFramePr>
@@ -484,7 +486,7 @@
               <a:graphicData uri="http://schemas.openxmlformats.org/drawingml/2006/picture">
                 <pic:pic xmlns:pic="http://schemas.openxmlformats.org/drawingml/2006/picture">
                   <pic:nvPicPr>
-                    <pic:cNvPr id="1151943756" name="Picture 1151943756"/>
+                    <pic:cNvPr id="1656544377" name="Picture 1656544377"/>
                     <pic:cNvPicPr/>
                   </pic:nvPicPr>
                   <pic:blipFill>
@@ -519,10 +521,10 @@
           <w:noProof/>
         </w:rPr>
         <w:drawing>
-          <wp:inline distT="0" distB="0" distL="0" distR="0" wp14:anchorId="030C74C2" wp14:editId="68FCED94">
+          <wp:inline distT="0" distB="0" distL="0" distR="0" wp14:anchorId="6406B75A" wp14:editId="310A08B6">
             <wp:extent cx="5731510" cy="3221355"/>
             <wp:effectExtent l="0" t="0" r="2540" b="0"/>
-            <wp:docPr id="1656544377" name="Picture 13"/>
+            <wp:docPr id="1256563856" name="Picture 14"/>
             <wp:cNvGraphicFramePr>
               <a:graphicFrameLocks xmlns:a="http://schemas.openxmlformats.org/drawingml/2006/main" noChangeAspect="1"/>
             </wp:cNvGraphicFramePr>
@@ -530,7 +532,7 @@
               <a:graphicData uri="http://schemas.openxmlformats.org/drawingml/2006/picture">
                 <pic:pic xmlns:pic="http://schemas.openxmlformats.org/drawingml/2006/picture">
                   <pic:nvPicPr>
-                    <pic:cNvPr id="1656544377" name="Picture 1656544377"/>
+                    <pic:cNvPr id="1256563856" name="Picture 1256563856"/>
                     <pic:cNvPicPr/>
                   </pic:nvPicPr>
                   <pic:blipFill>
@@ -566,52 +568,6 @@
         </w:rPr>
         <w:lastRenderedPageBreak/>
         <w:drawing>
-          <wp:inline distT="0" distB="0" distL="0" distR="0" wp14:anchorId="6406B75A" wp14:editId="310A08B6">
-            <wp:extent cx="5731510" cy="3221355"/>
-            <wp:effectExtent l="0" t="0" r="2540" b="0"/>
-            <wp:docPr id="1256563856" name="Picture 14"/>
-            <wp:cNvGraphicFramePr>
-              <a:graphicFrameLocks xmlns:a="http://schemas.openxmlformats.org/drawingml/2006/main" noChangeAspect="1"/>
-            </wp:cNvGraphicFramePr>
-            <a:graphic xmlns:a="http://schemas.openxmlformats.org/drawingml/2006/main">
-              <a:graphicData uri="http://schemas.openxmlformats.org/drawingml/2006/picture">
-                <pic:pic xmlns:pic="http://schemas.openxmlformats.org/drawingml/2006/picture">
-                  <pic:nvPicPr>
-                    <pic:cNvPr id="1256563856" name="Picture 1256563856"/>
-                    <pic:cNvPicPr/>
-                  </pic:nvPicPr>
-                  <pic:blipFill>
-                    <a:blip r:embed="rId16" cstate="print">
-                      <a:extLst>
-                        <a:ext uri="{28A0092B-C50C-407E-A947-70E740481C1C}">
-                          <a14:useLocalDpi xmlns:a14="http://schemas.microsoft.com/office/drawing/2010/main" val="0"/>
-                        </a:ext>
-                      </a:extLst>
-                    </a:blip>
-                    <a:stretch>
-                      <a:fillRect/>
-                    </a:stretch>
-                  </pic:blipFill>
-                  <pic:spPr>
-                    <a:xfrm>
-                      <a:off x="0" y="0"/>
-                      <a:ext cx="5731510" cy="3221355"/>
-                    </a:xfrm>
-                    <a:prstGeom prst="rect">
-                      <a:avLst/>
-                    </a:prstGeom>
-                  </pic:spPr>
-                </pic:pic>
-              </a:graphicData>
-            </a:graphic>
-          </wp:inline>
-        </w:drawing>
-      </w:r>
-      <w:r>
-        <w:rPr>
-          <w:noProof/>
-        </w:rPr>
-        <w:drawing>
           <wp:inline distT="0" distB="0" distL="0" distR="0" wp14:anchorId="40F69F29" wp14:editId="3AF3AB93">
             <wp:extent cx="5731510" cy="3223260"/>
             <wp:effectExtent l="0" t="0" r="2540" b="0"/>
@@ -627,7 +583,7 @@
                     <pic:cNvPicPr/>
                   </pic:nvPicPr>
                   <pic:blipFill>
-                    <a:blip r:embed="rId17" cstate="print">
+                    <a:blip r:embed="rId16" cstate="print">
                       <a:extLst>
                         <a:ext uri="{28A0092B-C50C-407E-A947-70E740481C1C}">
                           <a14:useLocalDpi xmlns:a14="http://schemas.microsoft.com/office/drawing/2010/main" val="0"/>
@@ -657,7 +613,6 @@
         <w:rPr>
           <w:noProof/>
         </w:rPr>
-        <w:lastRenderedPageBreak/>
         <w:drawing>
           <wp:inline distT="0" distB="0" distL="0" distR="0" wp14:anchorId="35CD5E37" wp14:editId="1390F42A">
             <wp:extent cx="5731510" cy="3221355"/>
@@ -674,7 +629,7 @@
                     <pic:cNvPicPr/>
                   </pic:nvPicPr>
                   <pic:blipFill>
-                    <a:blip r:embed="rId18" cstate="print">
+                    <a:blip r:embed="rId17" cstate="print">
                       <a:extLst>
                         <a:ext uri="{28A0092B-C50C-407E-A947-70E740481C1C}">
                           <a14:useLocalDpi xmlns:a14="http://schemas.microsoft.com/office/drawing/2010/main" val="0"/>
